--- a/DIGITAL HUB.docx
+++ b/DIGITAL HUB.docx
@@ -349,7 +349,7 @@
           <w:sz w:val="32"/>
           <w:szCs w:val="32"/>
         </w:rPr>
-        <w:t>Tutora :</w:t>
+        <w:t>Tutor :</w:t>
       </w:r>
       <w:proofErr w:type="gramEnd"/>
       <w:r>
@@ -357,7 +357,14 @@
           <w:sz w:val="32"/>
           <w:szCs w:val="32"/>
         </w:rPr>
-        <w:t xml:space="preserve"> Elena Pérez Martínez</w:t>
+        <w:t xml:space="preserve"> </w:t>
+      </w:r>
+      <w:r>
+        <w:rPr>
+          <w:sz w:val="32"/>
+          <w:szCs w:val="32"/>
+        </w:rPr>
+        <w:t>Manuel Manresa</w:t>
       </w:r>
     </w:p>
     <w:p>
@@ -11750,7 +11757,7 @@
           <w14:ligatures w14:val="standardContextual"/>
         </w:rPr>
         <w:drawing>
-          <wp:inline distT="0" distB="0" distL="0" distR="0" wp14:anchorId="7FA3827D" wp14:editId="76835E95">
+          <wp:inline distT="0" distB="0" distL="0" distR="0" wp14:anchorId="7FA3827D" wp14:editId="5E06FFDE">
             <wp:extent cx="5759450" cy="5371465"/>
             <wp:effectExtent l="0" t="0" r="0" b="635"/>
             <wp:docPr id="7" name="Imagen 7"/>
@@ -12343,7 +12350,7 @@
           <w14:ligatures w14:val="standardContextual"/>
         </w:rPr>
         <w:drawing>
-          <wp:inline distT="0" distB="0" distL="0" distR="0" wp14:anchorId="62BBD9F2" wp14:editId="2A075638">
+          <wp:inline distT="0" distB="0" distL="0" distR="0" wp14:anchorId="62BBD9F2" wp14:editId="09676128">
             <wp:extent cx="5759450" cy="5908675"/>
             <wp:effectExtent l="0" t="0" r="0" b="0"/>
             <wp:docPr id="6" name="Imagen 6"/>
@@ -12676,7 +12683,7 @@
           <w14:ligatures w14:val="standardContextual"/>
         </w:rPr>
         <w:drawing>
-          <wp:inline distT="0" distB="0" distL="0" distR="0" wp14:anchorId="380F9AF3" wp14:editId="0E7E9ADA">
+          <wp:inline distT="0" distB="0" distL="0" distR="0" wp14:anchorId="380F9AF3" wp14:editId="017BE75C">
             <wp:extent cx="5759450" cy="4046855"/>
             <wp:effectExtent l="0" t="0" r="0" b="0"/>
             <wp:docPr id="8" name="Imagen 8"/>
@@ -13469,6 +13476,13 @@
           <w:sz w:val="20"/>
           <w:szCs w:val="20"/>
         </w:rPr>
+        <w:t xml:space="preserve"> </w:t>
+      </w:r>
+      <w:r>
+        <w:rPr>
+          <w:sz w:val="20"/>
+          <w:szCs w:val="20"/>
+        </w:rPr>
         <w:t xml:space="preserve">], y soporte para respuestas anidadas mediante </w:t>
       </w:r>
       <w:proofErr w:type="spellStart"/>
@@ -13896,14 +13910,7 @@
           <w:sz w:val="20"/>
           <w:szCs w:val="20"/>
         </w:rPr>
-        <w:t xml:space="preserve">El </w:t>
-      </w:r>
-      <w:r>
-        <w:rPr>
-          <w:sz w:val="20"/>
-          <w:szCs w:val="20"/>
-        </w:rPr>
-        <w:t xml:space="preserve">catálogo de 387 cartas NO está almacenado en </w:t>
+        <w:t xml:space="preserve">El catálogo de 387 cartas NO está almacenado en </w:t>
       </w:r>
       <w:proofErr w:type="spellStart"/>
       <w:r>
@@ -13991,45 +13998,94 @@
           <w:bCs/>
           <w:sz w:val="20"/>
           <w:szCs w:val="20"/>
-        </w:rPr>
-      </w:pPr>
-      <w:r>
-        <w:rPr>
-          <w:b/>
-          <w:bCs/>
-          <w:sz w:val="20"/>
-          <w:szCs w:val="20"/>
-        </w:rPr>
-        <w:t>Enlace a estos:</w:t>
-      </w:r>
-    </w:p>
-    <w:p>
-      <w:pPr>
-        <w:jc w:val="both"/>
-        <w:rPr>
-          <w:b/>
-          <w:bCs/>
-          <w:sz w:val="20"/>
-          <w:szCs w:val="20"/>
-        </w:rPr>
-      </w:pPr>
-    </w:p>
-    <w:p>
-      <w:pPr>
-        <w:jc w:val="both"/>
-        <w:rPr>
-          <w:b/>
-          <w:bCs/>
-          <w:sz w:val="20"/>
-          <w:szCs w:val="20"/>
-        </w:rPr>
-      </w:pPr>
-      <w:r>
-        <w:rPr>
-          <w:b/>
-          <w:bCs/>
-          <w:sz w:val="20"/>
-          <w:szCs w:val="20"/>
+          <w:lang w:val="en-US"/>
+        </w:rPr>
+      </w:pPr>
+      <w:r>
+        <w:rPr>
+          <w:b/>
+          <w:bCs/>
+          <w:sz w:val="20"/>
+          <w:szCs w:val="20"/>
+          <w:lang w:val="en-US"/>
+        </w:rPr>
+        <w:t xml:space="preserve">Enlace </w:t>
+      </w:r>
+      <w:proofErr w:type="gramStart"/>
+      <w:r>
+        <w:rPr>
+          <w:b/>
+          <w:bCs/>
+          <w:sz w:val="20"/>
+          <w:szCs w:val="20"/>
+          <w:lang w:val="en-US"/>
+        </w:rPr>
+        <w:t>a</w:t>
+      </w:r>
+      <w:proofErr w:type="gramEnd"/>
+      <w:r>
+        <w:rPr>
+          <w:b/>
+          <w:bCs/>
+          <w:sz w:val="20"/>
+          <w:szCs w:val="20"/>
+          <w:lang w:val="en-US"/>
+        </w:rPr>
+        <w:t xml:space="preserve"> </w:t>
+      </w:r>
+      <w:proofErr w:type="spellStart"/>
+      <w:r>
+        <w:rPr>
+          <w:b/>
+          <w:bCs/>
+          <w:sz w:val="20"/>
+          <w:szCs w:val="20"/>
+          <w:lang w:val="en-US"/>
+        </w:rPr>
+        <w:t>estos</w:t>
+      </w:r>
+      <w:proofErr w:type="spellEnd"/>
+      <w:r>
+        <w:rPr>
+          <w:b/>
+          <w:bCs/>
+          <w:sz w:val="20"/>
+          <w:szCs w:val="20"/>
+          <w:lang w:val="en-US"/>
+        </w:rPr>
+        <w:t>:</w:t>
+      </w:r>
+    </w:p>
+    <w:p>
+      <w:pPr>
+        <w:jc w:val="both"/>
+        <w:rPr>
+          <w:b/>
+          <w:bCs/>
+          <w:sz w:val="20"/>
+          <w:szCs w:val="20"/>
+          <w:lang w:val="en-US"/>
+        </w:rPr>
+      </w:pPr>
+    </w:p>
+    <w:p>
+      <w:pPr>
+        <w:jc w:val="both"/>
+        <w:rPr>
+          <w:b/>
+          <w:bCs/>
+          <w:sz w:val="20"/>
+          <w:szCs w:val="20"/>
+          <w:lang w:val="en-US"/>
+        </w:rPr>
+      </w:pPr>
+      <w:r>
+        <w:rPr>
+          <w:b/>
+          <w:bCs/>
+          <w:sz w:val="20"/>
+          <w:szCs w:val="20"/>
+          <w:lang w:val="en-US"/>
         </w:rPr>
         <w:t>https://miro.com/app/board/uXjVHQkJsEs=/?share_link_id=707915657975</w:t>
       </w:r>
@@ -14042,180 +14098,339 @@
           <w:bCs/>
           <w:sz w:val="20"/>
           <w:szCs w:val="20"/>
-        </w:rPr>
-      </w:pPr>
-    </w:p>
-    <w:p>
-      <w:pPr>
-        <w:jc w:val="both"/>
-        <w:rPr>
-          <w:b/>
-          <w:bCs/>
-          <w:sz w:val="20"/>
-          <w:szCs w:val="20"/>
-        </w:rPr>
-      </w:pPr>
-    </w:p>
-    <w:p>
-      <w:pPr>
-        <w:jc w:val="both"/>
-        <w:rPr>
-          <w:b/>
-          <w:bCs/>
-          <w:sz w:val="20"/>
-          <w:szCs w:val="20"/>
-        </w:rPr>
-      </w:pPr>
-    </w:p>
-    <w:p>
-      <w:pPr>
-        <w:jc w:val="both"/>
-        <w:rPr>
-          <w:b/>
-          <w:bCs/>
-          <w:sz w:val="20"/>
-          <w:szCs w:val="20"/>
-        </w:rPr>
-      </w:pPr>
-    </w:p>
-    <w:p>
-      <w:pPr>
-        <w:jc w:val="both"/>
-        <w:rPr>
-          <w:b/>
-          <w:bCs/>
-          <w:sz w:val="20"/>
-          <w:szCs w:val="20"/>
-        </w:rPr>
-      </w:pPr>
-    </w:p>
-    <w:p>
-      <w:pPr>
-        <w:jc w:val="both"/>
-        <w:rPr>
-          <w:b/>
-          <w:bCs/>
-          <w:sz w:val="20"/>
-          <w:szCs w:val="20"/>
-        </w:rPr>
-      </w:pPr>
-    </w:p>
-    <w:p>
-      <w:pPr>
-        <w:jc w:val="both"/>
-        <w:rPr>
-          <w:b/>
-          <w:bCs/>
-          <w:sz w:val="20"/>
-          <w:szCs w:val="20"/>
-        </w:rPr>
-      </w:pPr>
-    </w:p>
-    <w:p>
-      <w:pPr>
-        <w:jc w:val="both"/>
-        <w:rPr>
-          <w:b/>
-          <w:bCs/>
-          <w:sz w:val="20"/>
-          <w:szCs w:val="20"/>
-        </w:rPr>
-      </w:pPr>
-    </w:p>
-    <w:p>
-      <w:pPr>
-        <w:jc w:val="both"/>
-        <w:rPr>
-          <w:b/>
-          <w:bCs/>
-          <w:sz w:val="20"/>
-          <w:szCs w:val="20"/>
-        </w:rPr>
-      </w:pPr>
-    </w:p>
-    <w:p>
-      <w:pPr>
-        <w:jc w:val="both"/>
-        <w:rPr>
-          <w:b/>
-          <w:bCs/>
-          <w:sz w:val="20"/>
-          <w:szCs w:val="20"/>
-        </w:rPr>
-      </w:pPr>
-    </w:p>
-    <w:p>
-      <w:pPr>
-        <w:jc w:val="both"/>
-        <w:rPr>
-          <w:b/>
-          <w:bCs/>
-          <w:sz w:val="20"/>
-          <w:szCs w:val="20"/>
-        </w:rPr>
-      </w:pPr>
-    </w:p>
-    <w:p>
-      <w:pPr>
-        <w:jc w:val="both"/>
-        <w:rPr>
-          <w:b/>
-          <w:bCs/>
-          <w:sz w:val="20"/>
-          <w:szCs w:val="20"/>
-        </w:rPr>
-      </w:pPr>
-    </w:p>
-    <w:p>
-      <w:pPr>
-        <w:jc w:val="both"/>
-        <w:rPr>
-          <w:b/>
-          <w:bCs/>
-          <w:sz w:val="20"/>
-          <w:szCs w:val="20"/>
-        </w:rPr>
-      </w:pPr>
-    </w:p>
-    <w:p>
-      <w:pPr>
-        <w:jc w:val="both"/>
-        <w:rPr>
-          <w:b/>
-          <w:bCs/>
-          <w:sz w:val="20"/>
-          <w:szCs w:val="20"/>
-        </w:rPr>
-      </w:pPr>
-    </w:p>
-    <w:p>
-      <w:pPr>
-        <w:jc w:val="both"/>
-        <w:rPr>
-          <w:b/>
-          <w:bCs/>
-          <w:sz w:val="20"/>
-          <w:szCs w:val="20"/>
-        </w:rPr>
-      </w:pPr>
-    </w:p>
-    <w:p>
-      <w:pPr>
-        <w:jc w:val="both"/>
-        <w:rPr>
-          <w:b/>
-          <w:bCs/>
-          <w:sz w:val="20"/>
-          <w:szCs w:val="20"/>
-        </w:rPr>
-      </w:pPr>
-      <w:r>
-        <w:rPr>
-          <w:b/>
-          <w:bCs/>
-          <w:sz w:val="20"/>
-          <w:szCs w:val="20"/>
-        </w:rPr>
+          <w:lang w:val="en-US"/>
+        </w:rPr>
+      </w:pPr>
+    </w:p>
+    <w:p>
+      <w:pPr>
+        <w:jc w:val="both"/>
+        <w:rPr>
+          <w:b/>
+          <w:bCs/>
+          <w:sz w:val="20"/>
+          <w:szCs w:val="20"/>
+          <w:lang w:val="en-US"/>
+        </w:rPr>
+      </w:pPr>
+    </w:p>
+    <w:p>
+      <w:pPr>
+        <w:jc w:val="both"/>
+        <w:rPr>
+          <w:b/>
+          <w:bCs/>
+          <w:sz w:val="20"/>
+          <w:szCs w:val="20"/>
+          <w:lang w:val="en-US"/>
+        </w:rPr>
+      </w:pPr>
+    </w:p>
+    <w:p>
+      <w:pPr>
+        <w:jc w:val="both"/>
+        <w:rPr>
+          <w:b/>
+          <w:bCs/>
+          <w:sz w:val="20"/>
+          <w:szCs w:val="20"/>
+          <w:lang w:val="en-US"/>
+        </w:rPr>
+      </w:pPr>
+    </w:p>
+    <w:p>
+      <w:pPr>
+        <w:jc w:val="both"/>
+        <w:rPr>
+          <w:b/>
+          <w:bCs/>
+          <w:sz w:val="20"/>
+          <w:szCs w:val="20"/>
+          <w:lang w:val="en-US"/>
+        </w:rPr>
+      </w:pPr>
+    </w:p>
+    <w:p>
+      <w:pPr>
+        <w:jc w:val="both"/>
+        <w:rPr>
+          <w:b/>
+          <w:bCs/>
+          <w:sz w:val="20"/>
+          <w:szCs w:val="20"/>
+          <w:lang w:val="en-US"/>
+        </w:rPr>
+      </w:pPr>
+    </w:p>
+    <w:p>
+      <w:pPr>
+        <w:jc w:val="both"/>
+        <w:rPr>
+          <w:b/>
+          <w:bCs/>
+          <w:sz w:val="20"/>
+          <w:szCs w:val="20"/>
+          <w:lang w:val="en-US"/>
+        </w:rPr>
+      </w:pPr>
+    </w:p>
+    <w:p>
+      <w:pPr>
+        <w:jc w:val="both"/>
+        <w:rPr>
+          <w:b/>
+          <w:bCs/>
+          <w:sz w:val="20"/>
+          <w:szCs w:val="20"/>
+          <w:lang w:val="en-US"/>
+        </w:rPr>
+      </w:pPr>
+    </w:p>
+    <w:p>
+      <w:pPr>
+        <w:jc w:val="both"/>
+        <w:rPr>
+          <w:b/>
+          <w:bCs/>
+          <w:sz w:val="20"/>
+          <w:szCs w:val="20"/>
+          <w:lang w:val="en-US"/>
+        </w:rPr>
+      </w:pPr>
+    </w:p>
+    <w:p>
+      <w:pPr>
+        <w:jc w:val="both"/>
+        <w:rPr>
+          <w:b/>
+          <w:bCs/>
+          <w:sz w:val="20"/>
+          <w:szCs w:val="20"/>
+          <w:lang w:val="en-US"/>
+        </w:rPr>
+      </w:pPr>
+    </w:p>
+    <w:p>
+      <w:pPr>
+        <w:jc w:val="both"/>
+        <w:rPr>
+          <w:b/>
+          <w:bCs/>
+          <w:sz w:val="20"/>
+          <w:szCs w:val="20"/>
+          <w:lang w:val="en-US"/>
+        </w:rPr>
+      </w:pPr>
+    </w:p>
+    <w:p>
+      <w:pPr>
+        <w:jc w:val="both"/>
+        <w:rPr>
+          <w:b/>
+          <w:bCs/>
+          <w:sz w:val="20"/>
+          <w:szCs w:val="20"/>
+          <w:lang w:val="en-US"/>
+        </w:rPr>
+      </w:pPr>
+    </w:p>
+    <w:p>
+      <w:pPr>
+        <w:jc w:val="both"/>
+        <w:rPr>
+          <w:b/>
+          <w:bCs/>
+          <w:sz w:val="20"/>
+          <w:szCs w:val="20"/>
+          <w:lang w:val="en-US"/>
+        </w:rPr>
+      </w:pPr>
+    </w:p>
+    <w:p>
+      <w:pPr>
+        <w:jc w:val="both"/>
+        <w:rPr>
+          <w:b/>
+          <w:bCs/>
+          <w:sz w:val="20"/>
+          <w:szCs w:val="20"/>
+          <w:lang w:val="en-US"/>
+        </w:rPr>
+      </w:pPr>
+    </w:p>
+    <w:p>
+      <w:pPr>
+        <w:jc w:val="both"/>
+        <w:rPr>
+          <w:b/>
+          <w:bCs/>
+          <w:sz w:val="20"/>
+          <w:szCs w:val="20"/>
+          <w:lang w:val="en-US"/>
+        </w:rPr>
+      </w:pPr>
+    </w:p>
+    <w:p>
+      <w:pPr>
+        <w:jc w:val="both"/>
+        <w:rPr>
+          <w:b/>
+          <w:bCs/>
+          <w:sz w:val="20"/>
+          <w:szCs w:val="20"/>
+        </w:rPr>
+      </w:pPr>
+    </w:p>
+    <w:p>
+      <w:pPr>
+        <w:jc w:val="both"/>
+        <w:rPr>
+          <w:b/>
+          <w:bCs/>
+          <w:sz w:val="20"/>
+          <w:szCs w:val="20"/>
+        </w:rPr>
+      </w:pPr>
+    </w:p>
+    <w:p>
+      <w:pPr>
+        <w:jc w:val="both"/>
+        <w:rPr>
+          <w:b/>
+          <w:bCs/>
+          <w:sz w:val="20"/>
+          <w:szCs w:val="20"/>
+        </w:rPr>
+      </w:pPr>
+    </w:p>
+    <w:p>
+      <w:pPr>
+        <w:jc w:val="both"/>
+        <w:rPr>
+          <w:b/>
+          <w:bCs/>
+          <w:sz w:val="20"/>
+          <w:szCs w:val="20"/>
+        </w:rPr>
+      </w:pPr>
+    </w:p>
+    <w:p>
+      <w:pPr>
+        <w:jc w:val="both"/>
+        <w:rPr>
+          <w:b/>
+          <w:bCs/>
+          <w:sz w:val="20"/>
+          <w:szCs w:val="20"/>
+        </w:rPr>
+      </w:pPr>
+    </w:p>
+    <w:p>
+      <w:pPr>
+        <w:jc w:val="both"/>
+        <w:rPr>
+          <w:b/>
+          <w:bCs/>
+          <w:sz w:val="20"/>
+          <w:szCs w:val="20"/>
+        </w:rPr>
+      </w:pPr>
+    </w:p>
+    <w:p>
+      <w:pPr>
+        <w:jc w:val="both"/>
+        <w:rPr>
+          <w:b/>
+          <w:bCs/>
+          <w:sz w:val="20"/>
+          <w:szCs w:val="20"/>
+        </w:rPr>
+      </w:pPr>
+    </w:p>
+    <w:p>
+      <w:pPr>
+        <w:jc w:val="both"/>
+        <w:rPr>
+          <w:b/>
+          <w:bCs/>
+          <w:sz w:val="20"/>
+          <w:szCs w:val="20"/>
+        </w:rPr>
+      </w:pPr>
+    </w:p>
+    <w:p>
+      <w:pPr>
+        <w:jc w:val="both"/>
+        <w:rPr>
+          <w:b/>
+          <w:bCs/>
+          <w:sz w:val="20"/>
+          <w:szCs w:val="20"/>
+        </w:rPr>
+      </w:pPr>
+    </w:p>
+    <w:p>
+      <w:pPr>
+        <w:jc w:val="both"/>
+        <w:rPr>
+          <w:b/>
+          <w:bCs/>
+          <w:sz w:val="20"/>
+          <w:szCs w:val="20"/>
+        </w:rPr>
+      </w:pPr>
+    </w:p>
+    <w:p>
+      <w:pPr>
+        <w:jc w:val="both"/>
+        <w:rPr>
+          <w:b/>
+          <w:bCs/>
+          <w:sz w:val="20"/>
+          <w:szCs w:val="20"/>
+        </w:rPr>
+      </w:pPr>
+    </w:p>
+    <w:p>
+      <w:pPr>
+        <w:jc w:val="both"/>
+        <w:rPr>
+          <w:b/>
+          <w:bCs/>
+          <w:sz w:val="20"/>
+          <w:szCs w:val="20"/>
+        </w:rPr>
+      </w:pPr>
+    </w:p>
+    <w:p>
+      <w:pPr>
+        <w:jc w:val="both"/>
+        <w:rPr>
+          <w:b/>
+          <w:bCs/>
+          <w:sz w:val="20"/>
+          <w:szCs w:val="20"/>
+        </w:rPr>
+      </w:pPr>
+    </w:p>
+    <w:p>
+      <w:pPr>
+        <w:jc w:val="both"/>
+        <w:rPr>
+          <w:b/>
+          <w:bCs/>
+          <w:sz w:val="20"/>
+          <w:szCs w:val="20"/>
+        </w:rPr>
+      </w:pPr>
+      <w:r>
+        <w:rPr>
+          <w:b/>
+          <w:bCs/>
+          <w:sz w:val="20"/>
+          <w:szCs w:val="20"/>
+        </w:rPr>
+        <w:lastRenderedPageBreak/>
         <w:t>Diagrama de Clases</w:t>
       </w:r>
     </w:p>
@@ -14249,9 +14464,8 @@
           <w:szCs w:val="20"/>
           <w14:ligatures w14:val="standardContextual"/>
         </w:rPr>
-        <w:lastRenderedPageBreak/>
         <w:drawing>
-          <wp:inline distT="0" distB="0" distL="0" distR="0" wp14:anchorId="1917A573" wp14:editId="464A9110">
+          <wp:inline distT="0" distB="0" distL="0" distR="0" wp14:anchorId="1917A573" wp14:editId="3013C511">
             <wp:extent cx="5759450" cy="6929120"/>
             <wp:effectExtent l="0" t="0" r="0" b="5080"/>
             <wp:docPr id="10" name="Imagen 10"/>
@@ -14493,6 +14707,7 @@
           <w:sz w:val="20"/>
           <w:szCs w:val="20"/>
         </w:rPr>
+        <w:lastRenderedPageBreak/>
         <w:t>Domain</w:t>
       </w:r>
       <w:proofErr w:type="spellEnd"/>
@@ -14569,7 +14784,6 @@
           <w:sz w:val="20"/>
           <w:szCs w:val="20"/>
         </w:rPr>
-        <w:lastRenderedPageBreak/>
         <w:t>Esta separación permite mantener desacopladas la interfaz de usuario, la lógica de negocio y el acceso a datos.</w:t>
       </w:r>
     </w:p>
@@ -15818,6 +16032,7 @@
           <w:sz w:val="20"/>
           <w:szCs w:val="20"/>
         </w:rPr>
+        <w:lastRenderedPageBreak/>
         <w:t>consultar cartas almacenadas.</w:t>
       </w:r>
     </w:p>
@@ -15847,7 +16062,6 @@
           <w:sz w:val="20"/>
           <w:szCs w:val="20"/>
         </w:rPr>
-        <w:lastRenderedPageBreak/>
         <w:t>Entidades</w:t>
       </w:r>
       <w:r>
@@ -17046,16 +17260,6 @@
         </w:rPr>
         <w:t>Compatibilidad parcial con funcionamiento offline.</w:t>
       </w:r>
-    </w:p>
-    <w:p>
-      <w:pPr>
-        <w:rPr>
-          <w:b/>
-          <w:bCs/>
-          <w:sz w:val="20"/>
-          <w:szCs w:val="20"/>
-        </w:rPr>
-      </w:pPr>
     </w:p>
     <w:sectPr>
       <w:pgSz w:w="11906" w:h="16838"/>
@@ -23244,6 +23448,7 @@
   <w:style w:type="character" w:default="1" w:styleId="Fuentedeprrafopredeter">
     <w:name w:val="Default Paragraph Font"/>
     <w:uiPriority w:val="1"/>
+    <w:semiHidden/>
     <w:unhideWhenUsed/>
   </w:style>
   <w:style w:type="table" w:default="1" w:styleId="Tablanormal">
